--- a/docs/Приложение_A_Теория_двухконтурной_архитектуры.docx
+++ b/docs/Приложение_A_Теория_двухконтурной_архитектуры.docx
@@ -208,6 +208,104 @@
       </w:r>
       <w:r>
         <w:t xml:space="preserve"> Статья даёт интуицию и таблицы решений; это приложение — обоснования; Приложение B — индустриальный пример (Siemens × NVIDIA). Термины во всех трёх совпадают: см. словарь §1.</w:t>
+      </w:r>
+    </w:p>
+    <w:p>
+      <w:pPr>
+        <w:pBdr>
+          <w:left w:val="single" w:color="1F6FB2" w:sz="18" w:space="14"/>
+        </w:pBdr>
+        <w:shd w:fill="EAF3FB" w:val="clear"/>
+        <w:spacing w:after="60" w:before="100" w:line="276"/>
+        <w:ind w:left="120" w:right="120"/>
+      </w:pPr>
+      <w:r>
+        <w:rPr>
+          <w:b/>
+          <w:bCs/>
+          <w:color w:val="14517F"/>
+        </w:rPr>
+        <w:t xml:space="preserve">Главное за 5 строк (если не хотите погружаться в математику).</w:t>
+      </w:r>
+    </w:p>
+    <w:p>
+      <w:pPr>
+        <w:pBdr>
+          <w:left w:val="single" w:color="1F6FB2" w:sz="18" w:space="14"/>
+        </w:pBdr>
+        <w:shd w:fill="EAF3FB" w:val="clear"/>
+        <w:spacing w:after="30" w:line="272"/>
+        <w:ind w:left="120" w:right="120"/>
+      </w:pPr>
+      <w:r>
+        <w:t xml:space="preserve">1. Жёсткое требование («так нельзя никогда») = детерминированная проверка (правила/AST, при возможности — формальный проверяющий).</w:t>
+      </w:r>
+    </w:p>
+    <w:p>
+      <w:pPr>
+        <w:pBdr>
+          <w:left w:val="single" w:color="1F6FB2" w:sz="18" w:space="14"/>
+        </w:pBdr>
+        <w:shd w:fill="EAF3FB" w:val="clear"/>
+        <w:spacing w:after="30" w:line="272"/>
+        <w:ind w:left="120" w:right="120"/>
+      </w:pPr>
+      <w:r>
+        <w:t xml:space="preserve">2. Мягкое требование («чем лучше») = ИИ/модель плюс честная оценка уверенности (conformal).</w:t>
+      </w:r>
+    </w:p>
+    <w:p>
+      <w:pPr>
+        <w:pBdr>
+          <w:left w:val="single" w:color="1F6FB2" w:sz="18" w:space="14"/>
+        </w:pBdr>
+        <w:shd w:fill="EAF3FB" w:val="clear"/>
+        <w:spacing w:after="30" w:line="272"/>
+        <w:ind w:left="120" w:right="120"/>
+      </w:pPr>
+      <w:r>
+        <w:t xml:space="preserve">3. Никакой объём данных не превращает «в среднем» в «всегда» — это доказанный факт, а не пессимизм (§2).</w:t>
+      </w:r>
+    </w:p>
+    <w:p>
+      <w:pPr>
+        <w:pBdr>
+          <w:left w:val="single" w:color="1F6FB2" w:sz="18" w:space="14"/>
+        </w:pBdr>
+        <w:shd w:fill="EAF3FB" w:val="clear"/>
+        <w:spacing w:after="30" w:line="272"/>
+        <w:ind w:left="120" w:right="120"/>
+      </w:pPr>
+      <w:r>
+        <w:t xml:space="preserve">4. Полукольца, robust/chance и shielding нужны, чтобы строго обосновать архитектуру, а не чтобы их «применять» каждый день.</w:t>
+      </w:r>
+    </w:p>
+    <w:p>
+      <w:pPr>
+        <w:pBdr>
+          <w:left w:val="single" w:color="1F6FB2" w:sz="18" w:space="14"/>
+        </w:pBdr>
+        <w:shd w:fill="EAF3FB" w:val="clear"/>
+        <w:spacing w:after="120" w:line="272"/>
+        <w:ind w:left="120" w:right="120"/>
+      </w:pPr>
+      <w:r>
+        <w:t xml:space="preserve">5. «Точность 99% на тесте» ≠ уровень безопасности: это величины из разных пространств (§10).</w:t>
+      </w:r>
+    </w:p>
+    <w:p>
+      <w:pPr>
+        <w:spacing w:after="120" w:line="276"/>
+      </w:pPr>
+      <w:r>
+        <w:rPr>
+          <w:b/>
+          <w:bCs/>
+        </w:rPr>
+        <w:t xml:space="preserve">Как читать дальше.</w:t>
+      </w:r>
+      <w:r>
+        <w:t xml:space="preserve"> Разделы 2–7 — строгие обоснования; инженер-практик может ограничиться §1 (словарь), этим резюме и §8 (классы B1/B2/B3), §10 (нормы) и §11 (сводная таблица).</w:t>
       </w:r>
     </w:p>
     <w:p>
@@ -2980,6 +3078,21 @@
     </w:p>
     <w:p>
       <w:pPr>
+        <w:spacing w:after="120" w:line="276"/>
+      </w:pPr>
+      <w:r>
+        <w:rPr>
+          <w:b/>
+          <w:bCs/>
+        </w:rPr>
+        <w:t xml:space="preserve">Совсем простой пример.</w:t>
+      </w:r>
+      <w:r>
+        <w:t xml:space="preserve"> Пусть калибровочных примеров n = 100, δ = 0.1. Берём ⌈101·0.9⌉ = 91-й по возрастанию балл ошибки. Словами: мы берём такую величину ошибки, крупнее которой встречается лишь ~10% худших случаев, и используем её как запас. Любой новый ответ обкладываем этим запасом — и тогда истина попадает внутрь не реже чем в 90% случаев.</w:t>
+      </w:r>
+    </w:p>
+    <w:p>
+      <w:pPr>
         <w:spacing w:after="110" w:line="274"/>
         <w:ind w:left="360" w:hanging="360"/>
       </w:pPr>
@@ -3033,6 +3146,47 @@
       </w:r>
       <w:r>
         <w:t xml:space="preserve">«Честную пометку» обязательно сопровождать контролем сдвига распределения. Без него пометка перестаёт быть честной — это прямое следствие предыдущего факта.</w:t>
+      </w:r>
+    </w:p>
+    <w:p>
+      <w:pPr>
+        <w:spacing w:after="110" w:line="274"/>
+        <w:ind w:left="360" w:hanging="360"/>
+      </w:pPr>
+      <w:r>
+        <w:rPr>
+          <w:b/>
+          <w:bCs/>
+          <w:color w:val="B26B00"/>
+          <w:sz w:val="17"/>
+          <w:szCs w:val="17"/>
+        </w:rPr>
+        <w:t xml:space="preserve"> [РЕКОМЕНДАЦИЯ] </w:t>
+      </w:r>
+      <w:r>
+        <w:rPr>
+          <w:b/>
+          <w:bCs/>
+        </w:rPr>
+        <w:t xml:space="preserve">Safe-Failover для B2.</w:t>
+      </w:r>
+      <w:r>
+        <w:t xml:space="preserve"> При обнаружении сдвига распределения (covariate shift) или падении измеренной уверенности ниже целевого 1 − δ система обязана автоматически перейти в безопасный режим: запрет по умолчанию, передача управления классическому регулятору/уставкам по умолчанию или эскалация человеку. B2 без такого аварийного перехода — не «почти-жёсткий», а скрыто небезопасный.</w:t>
+      </w:r>
+    </w:p>
+    <w:p>
+      <w:pPr>
+        <w:spacing w:after="120" w:line="276"/>
+      </w:pPr>
+      <w:r>
+        <w:rPr>
+          <w:b/>
+          <w:bCs/>
+        </w:rPr>
+        <w:t xml:space="preserve">Где B2 действительно уместен.</w:t>
+      </w:r>
+      <w:r>
+        <w:t xml:space="preserve"> Там, где жёсткого требования нет, а нужна честная оценка риска (ранжирование аномалий, приоритизация, советы оператору при сохранённом ручном контроле). Для safety-критичного «никогда нельзя» conformal не заменяет детерминированную проверку — он лишь честно сообщает, когда модели доверять нельзя.</w:t>
       </w:r>
     </w:p>
     <w:p>
@@ -3198,7 +3352,7 @@
         <w:spacing w:after="120" w:line="276"/>
       </w:pPr>
       <w:r>
-        <w:t xml:space="preserve">Три ветви для жёстких требований (то, что в статье названо «классами для теоретиков»):</w:t>
+        <w:t xml:space="preserve">Три ветви для жёстких требований (то, что в статье названо «классами для теоретиков»). Ветвь B1 полезно разделить на два подтипа по силе проверяющего:</w:t>
       </w:r>
     </w:p>
     <w:tbl>
@@ -3214,8 +3368,8 @@
         </w:tblBorders>
       </w:tblPr>
       <w:tblGrid>
-        <w:gridCol w:w="1500"/>
-        <w:gridCol w:w="3300"/>
+        <w:gridCol w:w="1400"/>
+        <w:gridCol w:w="3400"/>
         <w:gridCol w:w="2300"/>
         <w:gridCol w:w="2260"/>
       </w:tblGrid>
@@ -3225,7 +3379,7 @@
         </w:trPr>
         <w:tc>
           <w:tcPr>
-            <w:tcW w:type="dxa" w:w="1500"/>
+            <w:tcW w:type="dxa" w:w="1400"/>
             <w:tcBorders>
               <w:top w:val="single" w:color="BBBBBB" w:sz="1"/>
               <w:left w:val="single" w:color="BBBBBB" w:sz="1"/>
@@ -3258,7 +3412,7 @@
         </w:tc>
         <w:tc>
           <w:tcPr>
-            <w:tcW w:type="dxa" w:w="3300"/>
+            <w:tcW w:type="dxa" w:w="3400"/>
             <w:tcBorders>
               <w:top w:val="single" w:color="BBBBBB" w:sz="1"/>
               <w:left w:val="single" w:color="BBBBBB" w:sz="1"/>
@@ -3285,7 +3439,7 @@
                 <w:sz w:val="18"/>
                 <w:szCs w:val="18"/>
               </w:rPr>
-              <w:t xml:space="preserve">Условие</w:t>
+              <w:t xml:space="preserve">Условие / чем проверяем</w:t>
             </w:r>
           </w:p>
         </w:tc>
@@ -3362,7 +3516,7 @@
         </w:trPr>
         <w:tc>
           <w:tcPr>
-            <w:tcW w:type="dxa" w:w="1500"/>
+            <w:tcW w:type="dxa" w:w="1400"/>
             <w:tcBorders>
               <w:top w:val="single" w:color="BBBBBB" w:sz="1"/>
               <w:left w:val="single" w:color="BBBBBB" w:sz="1"/>
@@ -3389,13 +3543,13 @@
                 <w:sz w:val="18"/>
                 <w:szCs w:val="18"/>
               </w:rPr>
-              <w:t xml:space="preserve">B1</w:t>
-            </w:r>
-          </w:p>
-        </w:tc>
-        <w:tc>
-          <w:tcPr>
-            <w:tcW w:type="dxa" w:w="3300"/>
+              <w:t xml:space="preserve">B1a</w:t>
+            </w:r>
+          </w:p>
+        </w:tc>
+        <w:tc>
+          <w:tcPr>
+            <w:tcW w:type="dxa" w:w="3400"/>
             <w:tcBorders>
               <w:top w:val="single" w:color="BBBBBB" w:sz="1"/>
               <w:left w:val="single" w:color="BBBBBB" w:sz="1"/>
@@ -3422,7 +3576,7 @@
                 <w:sz w:val="18"/>
                 <w:szCs w:val="18"/>
               </w:rPr>
-              <w:t xml:space="preserve">есть дешёвый надёжный проверяющий</w:t>
+              <w:t xml:space="preserve">правила, диапазоны, шаблоны, AST-анализ</w:t>
             </w:r>
           </w:p>
         </w:tc>
@@ -3488,7 +3642,7 @@
                 <w:sz w:val="18"/>
                 <w:szCs w:val="18"/>
               </w:rPr>
-              <w:t xml:space="preserve">поточечная (если проверяющий надёжен)</w:t>
+              <w:t xml:space="preserve">поточечная по проверяемым правилам</w:t>
             </w:r>
           </w:p>
         </w:tc>
@@ -3499,7 +3653,7 @@
         </w:trPr>
         <w:tc>
           <w:tcPr>
-            <w:tcW w:type="dxa" w:w="1500"/>
+            <w:tcW w:type="dxa" w:w="1400"/>
             <w:tcBorders>
               <w:top w:val="single" w:color="BBBBBB" w:sz="1"/>
               <w:left w:val="single" w:color="BBBBBB" w:sz="1"/>
@@ -3526,13 +3680,13 @@
                 <w:sz w:val="18"/>
                 <w:szCs w:val="18"/>
               </w:rPr>
-              <w:t xml:space="preserve">B2</w:t>
-            </w:r>
-          </w:p>
-        </w:tc>
-        <w:tc>
-          <w:tcPr>
-            <w:tcW w:type="dxa" w:w="3300"/>
+              <w:t xml:space="preserve">B1b</w:t>
+            </w:r>
+          </w:p>
+        </w:tc>
+        <w:tc>
+          <w:tcPr>
+            <w:tcW w:type="dxa" w:w="3400"/>
             <w:tcBorders>
               <w:top w:val="single" w:color="BBBBBB" w:sz="1"/>
               <w:left w:val="single" w:color="BBBBBB" w:sz="1"/>
@@ -3559,7 +3713,7 @@
                 <w:sz w:val="18"/>
                 <w:szCs w:val="18"/>
               </w:rPr>
-              <w:t xml:space="preserve">проверяющего нет / он дорог</w:t>
+              <w:t xml:space="preserve">формальный проверяющий: model checking (LTL/CTL, nuXmv/UPPAAL), SMT</w:t>
             </w:r>
           </w:p>
         </w:tc>
@@ -3592,7 +3746,7 @@
                 <w:sz w:val="18"/>
                 <w:szCs w:val="18"/>
               </w:rPr>
-              <w:t xml:space="preserve">«оценка с честной пометкой»</w:t>
+              <w:t xml:space="preserve">«строгая проверка»</w:t>
             </w:r>
           </w:p>
         </w:tc>
@@ -3625,7 +3779,7 @@
                 <w:sz w:val="18"/>
                 <w:szCs w:val="18"/>
               </w:rPr>
-              <w:t xml:space="preserve">честная, без гарантии</w:t>
+              <w:t xml:space="preserve">поточечная с доказательством свойств</w:t>
             </w:r>
           </w:p>
         </w:tc>
@@ -3636,7 +3790,7 @@
         </w:trPr>
         <w:tc>
           <w:tcPr>
-            <w:tcW w:type="dxa" w:w="1500"/>
+            <w:tcW w:type="dxa" w:w="1400"/>
             <w:tcBorders>
               <w:top w:val="single" w:color="BBBBBB" w:sz="1"/>
               <w:left w:val="single" w:color="BBBBBB" w:sz="1"/>
@@ -3663,20 +3817,157 @@
                 <w:sz w:val="18"/>
                 <w:szCs w:val="18"/>
               </w:rPr>
+              <w:t xml:space="preserve">B2</w:t>
+            </w:r>
+          </w:p>
+        </w:tc>
+        <w:tc>
+          <w:tcPr>
+            <w:tcW w:type="dxa" w:w="3400"/>
+            <w:tcBorders>
+              <w:top w:val="single" w:color="BBBBBB" w:sz="1"/>
+              <w:left w:val="single" w:color="BBBBBB" w:sz="1"/>
+              <w:bottom w:val="single" w:color="BBBBBB" w:sz="1"/>
+              <w:right w:val="single" w:color="BBBBBB" w:sz="1"/>
+            </w:tcBorders>
+            <w:shd w:fill="FFFFFF" w:val="clear"/>
+            <w:tcMar>
+              <w:top w:type="dxa" w:w="55"/>
+              <w:left w:type="dxa" w:w="100"/>
+              <w:bottom w:type="dxa" w:w="55"/>
+              <w:right w:type="dxa" w:w="100"/>
+            </w:tcMar>
+          </w:tcPr>
+          <w:p>
+            <w:pPr>
+              <w:spacing w:after="0" w:line="248"/>
+            </w:pPr>
+            <w:r>
+              <w:rPr>
+                <w:b w:val="false"/>
+                <w:bCs w:val="false"/>
+                <w:color w:val="000000"/>
+                <w:sz w:val="18"/>
+                <w:szCs w:val="18"/>
+              </w:rPr>
+              <w:t xml:space="preserve">проверяющего нет / он дорог</w:t>
+            </w:r>
+          </w:p>
+        </w:tc>
+        <w:tc>
+          <w:tcPr>
+            <w:tcW w:type="dxa" w:w="2300"/>
+            <w:tcBorders>
+              <w:top w:val="single" w:color="BBBBBB" w:sz="1"/>
+              <w:left w:val="single" w:color="BBBBBB" w:sz="1"/>
+              <w:bottom w:val="single" w:color="BBBBBB" w:sz="1"/>
+              <w:right w:val="single" w:color="BBBBBB" w:sz="1"/>
+            </w:tcBorders>
+            <w:shd w:fill="FFFFFF" w:val="clear"/>
+            <w:tcMar>
+              <w:top w:type="dxa" w:w="55"/>
+              <w:left w:type="dxa" w:w="100"/>
+              <w:bottom w:type="dxa" w:w="55"/>
+              <w:right w:type="dxa" w:w="100"/>
+            </w:tcMar>
+          </w:tcPr>
+          <w:p>
+            <w:pPr>
+              <w:spacing w:after="0" w:line="248"/>
+            </w:pPr>
+            <w:r>
+              <w:rPr>
+                <w:b w:val="false"/>
+                <w:bCs w:val="false"/>
+                <w:color w:val="000000"/>
+                <w:sz w:val="18"/>
+                <w:szCs w:val="18"/>
+              </w:rPr>
+              <w:t xml:space="preserve">«оценка с честной пометкой»</w:t>
+            </w:r>
+          </w:p>
+        </w:tc>
+        <w:tc>
+          <w:tcPr>
+            <w:tcW w:type="dxa" w:w="2260"/>
+            <w:tcBorders>
+              <w:top w:val="single" w:color="BBBBBB" w:sz="1"/>
+              <w:left w:val="single" w:color="BBBBBB" w:sz="1"/>
+              <w:bottom w:val="single" w:color="BBBBBB" w:sz="1"/>
+              <w:right w:val="single" w:color="BBBBBB" w:sz="1"/>
+            </w:tcBorders>
+            <w:shd w:fill="FFFFFF" w:val="clear"/>
+            <w:tcMar>
+              <w:top w:type="dxa" w:w="55"/>
+              <w:left w:type="dxa" w:w="100"/>
+              <w:bottom w:type="dxa" w:w="55"/>
+              <w:right w:type="dxa" w:w="100"/>
+            </w:tcMar>
+          </w:tcPr>
+          <w:p>
+            <w:pPr>
+              <w:spacing w:after="0" w:line="248"/>
+            </w:pPr>
+            <w:r>
+              <w:rPr>
+                <w:b w:val="false"/>
+                <w:bCs w:val="false"/>
+                <w:color w:val="000000"/>
+                <w:sz w:val="18"/>
+                <w:szCs w:val="18"/>
+              </w:rPr>
+              <w:t xml:space="preserve">честная, без гарантии</w:t>
+            </w:r>
+          </w:p>
+        </w:tc>
+      </w:tr>
+      <w:tr>
+        <w:trPr>
+          <w:tblHeader w:val="false"/>
+        </w:trPr>
+        <w:tc>
+          <w:tcPr>
+            <w:tcW w:type="dxa" w:w="1400"/>
+            <w:tcBorders>
+              <w:top w:val="single" w:color="BBBBBB" w:sz="1"/>
+              <w:left w:val="single" w:color="BBBBBB" w:sz="1"/>
+              <w:bottom w:val="single" w:color="BBBBBB" w:sz="1"/>
+              <w:right w:val="single" w:color="BBBBBB" w:sz="1"/>
+            </w:tcBorders>
+            <w:shd w:fill="F2F7FB" w:val="clear"/>
+            <w:tcMar>
+              <w:top w:type="dxa" w:w="55"/>
+              <w:left w:type="dxa" w:w="100"/>
+              <w:bottom w:type="dxa" w:w="55"/>
+              <w:right w:type="dxa" w:w="100"/>
+            </w:tcMar>
+          </w:tcPr>
+          <w:p>
+            <w:pPr>
+              <w:spacing w:after="0" w:line="248"/>
+            </w:pPr>
+            <w:r>
+              <w:rPr>
+                <w:b w:val="false"/>
+                <w:bCs w:val="false"/>
+                <w:color w:val="000000"/>
+                <w:sz w:val="18"/>
+                <w:szCs w:val="18"/>
+              </w:rPr>
               <w:t xml:space="preserve">B3</w:t>
             </w:r>
           </w:p>
         </w:tc>
         <w:tc>
           <w:tcPr>
-            <w:tcW w:type="dxa" w:w="3300"/>
-            <w:tcBorders>
-              <w:top w:val="single" w:color="BBBBBB" w:sz="1"/>
-              <w:left w:val="single" w:color="BBBBBB" w:sz="1"/>
-              <w:bottom w:val="single" w:color="BBBBBB" w:sz="1"/>
-              <w:right w:val="single" w:color="BBBBBB" w:sz="1"/>
-            </w:tcBorders>
-            <w:shd w:fill="FFFFFF" w:val="clear"/>
+            <w:tcW w:type="dxa" w:w="3400"/>
+            <w:tcBorders>
+              <w:top w:val="single" w:color="BBBBBB" w:sz="1"/>
+              <w:left w:val="single" w:color="BBBBBB" w:sz="1"/>
+              <w:bottom w:val="single" w:color="BBBBBB" w:sz="1"/>
+              <w:right w:val="single" w:color="BBBBBB" w:sz="1"/>
+            </w:tcBorders>
+            <w:shd w:fill="F2F7FB" w:val="clear"/>
             <w:tcMar>
               <w:top w:type="dxa" w:w="55"/>
               <w:left w:type="dxa" w:w="100"/>
@@ -3709,7 +4000,7 @@
               <w:bottom w:val="single" w:color="BBBBBB" w:sz="1"/>
               <w:right w:val="single" w:color="BBBBBB" w:sz="1"/>
             </w:tcBorders>
-            <w:shd w:fill="FFFFFF" w:val="clear"/>
+            <w:shd w:fill="F2F7FB" w:val="clear"/>
             <w:tcMar>
               <w:top w:type="dxa" w:w="55"/>
               <w:left w:type="dxa" w:w="100"/>
@@ -3742,7 +4033,7 @@
               <w:bottom w:val="single" w:color="BBBBBB" w:sz="1"/>
               <w:right w:val="single" w:color="BBBBBB" w:sz="1"/>
             </w:tcBorders>
-            <w:shd w:fill="FFFFFF" w:val="clear"/>
+            <w:shd w:fill="F2F7FB" w:val="clear"/>
             <w:tcMar>
               <w:top w:type="dxa" w:w="55"/>
               <w:left w:type="dxa" w:w="100"/>
@@ -3784,7 +4075,41 @@
         <w:t xml:space="preserve"> [ФАКТ] </w:t>
       </w:r>
       <w:r>
-        <w:t xml:space="preserve">Различие B1/B2/B3 — это разные типы гарантии, и они не взаимозаменяемы: B2 принципиально не даёт гарантии, B3 гарантирует соблюдение правила, но не его правильность.</w:t>
+        <w:t xml:space="preserve">Различие B1/B2/B3 — это разные типы гарантии, и они не взаимозаменяемы: B2 принципиально не даёт гарантии, B3 гарантирует соблюдение правила, но не его правильность (Clarke &amp; Wing, 1996: формальная корректность относительно спецификации не означает истинности самой спецификации).</w:t>
+      </w:r>
+    </w:p>
+    <w:p>
+      <w:pPr>
+        <w:spacing w:after="120" w:line="276"/>
+      </w:pPr>
+      <w:r>
+        <w:rPr>
+          <w:b/>
+          <w:bCs/>
+        </w:rPr>
+        <w:t xml:space="preserve">Дорожная карта от B1a к B1b.</w:t>
+      </w:r>
+      <w:r>
+        <w:t xml:space="preserve"> Простые запреты и диапазоны естественно выражаются правилами/AST (B1a). Свойства, которые касаются последовательностей и времени («после аварии — всегда останов», «между A и B обязателен интервал»), точнее выражаются темпоральной логикой (LTL/CTL) и проверяются model checker-ом (B1b). Гибридная динамика (физические переменные + дискретная логика) — это hybrid automata и SMT. Переход к B1b повышает класс доказуемых свойств ценой стоимости спецификации; начинать разумно с B1a и поднимать планку там, где цена ошибки это оправдывает.</w:t>
+      </w:r>
+    </w:p>
+    <w:p>
+      <w:pPr>
+        <w:spacing w:after="110" w:line="274"/>
+        <w:ind w:left="360" w:hanging="360"/>
+      </w:pPr>
+      <w:r>
+        <w:rPr>
+          <w:b/>
+          <w:bCs/>
+          <w:color w:val="2E7D32"/>
+          <w:sz w:val="17"/>
+          <w:szCs w:val="17"/>
+        </w:rPr>
+        <w:t xml:space="preserve"> [ФАКТ] </w:t>
+      </w:r>
+      <w:r>
+        <w:t xml:space="preserve">Различие «гарантия по распределению» (PAC-обучение, Valiant 1984) и «поточечная гарантия» фундаментально: PAC даёт оценку в среднем по распределению, а safety-требование — по каждому случаю. Это та же граница E[·] vs ∀ из §2.</w:t>
       </w:r>
     </w:p>
     <w:p>
@@ -3837,6 +4162,51 @@
       </w:r>
       <w:r>
         <w:t xml:space="preserve">: отказ самого контура проверки должен переводить систему в безопасное состояние. Это требование функциональной безопасности (§10), а не оптимизационный результат.</w:t>
+      </w:r>
+    </w:p>
+    <w:p>
+      <w:pPr>
+        <w:spacing w:after="120" w:line="276"/>
+      </w:pPr>
+      <w:r>
+        <w:rPr>
+          <w:b/>
+          <w:bCs/>
+        </w:rPr>
+        <w:t xml:space="preserve">Математический отказ против функционального.</w:t>
+      </w:r>
+      <w:r>
+        <w:t xml:space="preserve"> Важно не путать два события. </w:t>
+      </w:r>
+      <w:r>
+        <w:rPr>
+          <w:i/>
+          <w:iCs/>
+        </w:rPr>
+        <w:t xml:space="preserve">Математический отказ</w:t>
+      </w:r>
+      <w:r>
+        <w:t xml:space="preserve"> — ИИ в открытом контуре выдал некорректную уставку — это </w:t>
+      </w:r>
+      <w:r>
+        <w:rPr>
+          <w:b/>
+          <w:bCs/>
+        </w:rPr>
+        <w:t xml:space="preserve">нормальный рабочий процесс</w:t>
+      </w:r>
+      <w:r>
+        <w:t xml:space="preserve">: его безболезненно гасит «забор» жёстких ограничений, объект ничего не замечает. </w:t>
+      </w:r>
+      <w:r>
+        <w:rPr>
+          <w:i/>
+          <w:iCs/>
+        </w:rPr>
+        <w:t xml:space="preserve">Функциональный отказ</w:t>
+      </w:r>
+      <w:r>
+        <w:t xml:space="preserve"> — отказал сам проверяющий (sound-оракул): это уже нарушение функциональной безопасности (IEC 61508), требующее немедленного перевода объекта в безопасное состояние. Первое — ожидаемо и допустимо, второе — событие safety-уровня.</w:t>
       </w:r>
     </w:p>
     <w:p>
@@ -6359,7 +6729,7 @@
       <w:r>
         <w:t xml:space="preserve">Регламент (ЕС) 2024/1689 (закон ЕС об ИИ), ст. 6 и Приложение III. </w:t>
       </w:r>
-      <w:hyperlink w:history="1" r:id="rIdmtivj4h4e2o6qsd5ejw2d">
+      <w:hyperlink w:history="1" r:id="rIdgoczow4rehrzhfhu5612b">
         <w:r>
           <w:rPr>
             <w:rStyle w:val="Hyperlink"/>
@@ -6367,6 +6737,70 @@
           <w:t xml:space="preserve">artificialintelligenceact.eu/article/6</w:t>
         </w:r>
       </w:hyperlink>
+    </w:p>
+    <w:p>
+      <w:pPr>
+        <w:spacing w:after="80" w:line="264"/>
+        <w:ind w:left="360" w:hanging="360"/>
+      </w:pPr>
+      <w:r>
+        <w:rPr>
+          <w:b/>
+          <w:bCs/>
+        </w:rPr>
+        <w:t xml:space="preserve">17. </w:t>
+      </w:r>
+      <w:r>
+        <w:t xml:space="preserve">Valiant, L. (1984). A Theory of the Learnable. Communications of the ACM 27(11):1134–1142 (PAC-обучение).</w:t>
+      </w:r>
+    </w:p>
+    <w:p>
+      <w:pPr>
+        <w:spacing w:after="80" w:line="264"/>
+        <w:ind w:left="360" w:hanging="360"/>
+      </w:pPr>
+      <w:r>
+        <w:rPr>
+          <w:b/>
+          <w:bCs/>
+        </w:rPr>
+        <w:t xml:space="preserve">18. </w:t>
+      </w:r>
+      <w:r>
+        <w:t xml:space="preserve">Clarke, E. M., Wing, J. M. (1996). Formal Methods: State of the Art and Future Directions. ACM Computing Surveys 28(4):626–643.</w:t>
+      </w:r>
+    </w:p>
+    <w:p>
+      <w:pPr>
+        <w:spacing w:after="80" w:line="264"/>
+        <w:ind w:left="360" w:hanging="360"/>
+      </w:pPr>
+      <w:r>
+        <w:rPr>
+          <w:b/>
+          <w:bCs/>
+        </w:rPr>
+        <w:t xml:space="preserve">19. </w:t>
+      </w:r>
+      <w:r>
+        <w:t xml:space="preserve">Ji, Z. et al. (2023). Survey of Hallucination in Natural Language Generation. ACM Computing Surveys 55(12):1–38 (таксономия галлюцинаций LLM).</w:t>
+      </w:r>
+    </w:p>
+    <w:p>
+      <w:pPr>
+        <w:spacing w:after="80" w:line="264"/>
+        <w:ind w:left="360" w:hanging="360"/>
+      </w:pPr>
+      <w:r>
+        <w:rPr>
+          <w:b/>
+          <w:bCs/>
+        </w:rPr>
+        <w:t xml:space="preserve">20. </w:t>
+      </w:r>
+      <w:r>
+        <w:t xml:space="preserve">Garcez, A. d'Avila, Lamb, L. (2023). Neurosymbolic AI: The 3rd Wave. Artificial Intelligence Review 56:12387–12406.</w:t>
+      </w:r>
     </w:p>
     <w:sectPr>
       <w:headerReference w:type="default" r:id="rId7"/>
